--- a/Coding 2 - year/Unit 6 - APIs & External Libraries/Daily Lesson Plans/Word/Day 4.docx
+++ b/Coding 2 - year/Unit 6 - APIs & External Libraries/Daily Lesson Plans/Word/Day 4.docx
@@ -50,12 +50,15 @@
               </w:rPr>
               <w:t xml:space="preserve">Coding II — Full Year</w:t>
             </w:r>
-          </w:p>
-          <w:p>
-            <w:pPr>
-              <w:spacing w:before="40"/>
-              <w:jc w:val="center"/>
-            </w:pPr>
+            <w:r>
+              <w:rPr>
+                <w:rFonts w:ascii="Arial" w:cs="Arial" w:eastAsia="Arial" w:hAnsi="Arial"/>
+                <w:sz w:val="16"/>
+                <w:szCs w:val="16"/>
+              </w:rPr>
+              <w:br/>
+              <w:t xml:space="preserve"/>
+            </w:r>
             <w:r>
               <w:rPr>
                 <w:rFonts w:ascii="Arial" w:cs="Arial" w:eastAsia="Arial" w:hAnsi="Arial"/>
@@ -83,7 +86,7 @@
           <w:rFonts w:ascii="Arial" w:cs="Arial" w:eastAsia="Arial" w:hAnsi="Arial"/>
           <w:b/>
           <w:bCs/>
-          <w:color w:val="0D3B1F"/>
+          <w:color w:val="1B7A4A"/>
           <w:sz w:val="32"/>
           <w:szCs w:val="32"/>
         </w:rPr>
@@ -261,9 +264,9 @@
               <w:right w:val="single" w:color="CCCCCC" w:sz="1"/>
             </w:tcBorders>
             <w:tcMar>
-              <w:top w:type="dxa" w:w="60"/>
+              <w:top w:type="dxa" w:w="80"/>
               <w:left w:type="dxa" w:w="120"/>
-              <w:bottom w:type="dxa" w:w="60"/>
+              <w:bottom w:type="dxa" w:w="80"/>
               <w:right w:type="dxa" w:w="120"/>
             </w:tcMar>
           </w:tcPr>
@@ -290,20 +293,213 @@
               <w:right w:val="single" w:color="CCCCCC" w:sz="1"/>
             </w:tcBorders>
             <w:tcMar>
-              <w:top w:type="dxa" w:w="60"/>
+              <w:top w:type="dxa" w:w="80"/>
               <w:left w:type="dxa" w:w="120"/>
-              <w:bottom w:type="dxa" w:w="60"/>
+              <w:bottom w:type="dxa" w:w="80"/>
               <w:right w:type="dxa" w:w="120"/>
             </w:tcMar>
           </w:tcPr>
           <w:p>
-            <w:r>
-              <w:rPr>
-                <w:rFonts w:ascii="Arial" w:cs="Arial" w:eastAsia="Arial" w:hAnsi="Arial"/>
-                <w:sz w:val="20"/>
-                <w:szCs w:val="20"/>
+            <w:pPr>
+              <w:spacing w:after="80" w:before="80"/>
+            </w:pPr>
+            <w:r>
+              <w:rPr>
+                <w:rFonts w:ascii="Arial" w:cs="Arial" w:eastAsia="Arial" w:hAnsi="Arial"/>
+                <w:b/>
+                <w:bCs/>
+                <w:i w:val="false"/>
+                <w:iCs w:val="false"/>
+                <w:color w:val="000000"/>
+                <w:sz w:val="22"/>
+                <w:szCs w:val="22"/>
               </w:rPr>
               <w:t xml:space="preserve">Bell Ringer / Review</w:t>
+            </w:r>
+            <w:r>
+              <w:rPr>
+                <w:rFonts w:ascii="Arial" w:cs="Arial" w:eastAsia="Arial" w:hAnsi="Arial"/>
+                <w:sz w:val="20"/>
+                <w:szCs w:val="20"/>
+              </w:rPr>
+              <w:br/>
+              <w:t xml:space="preserve"/>
+            </w:r>
+            <w:r>
+              <w:rPr>
+                <w:rFonts w:ascii="Arial" w:cs="Arial" w:eastAsia="Arial" w:hAnsi="Arial"/>
+                <w:sz w:val="20"/>
+                <w:szCs w:val="20"/>
+              </w:rPr>
+              <w:br/>
+              <w:t xml:space="preserve"/>
+            </w:r>
+            <w:r>
+              <w:rPr>
+                <w:rFonts w:ascii="Arial" w:cs="Arial" w:eastAsia="Arial" w:hAnsi="Arial"/>
+                <w:b/>
+                <w:bCs/>
+                <w:i w:val="false"/>
+                <w:iCs w:val="false"/>
+                <w:color w:val="000000"/>
+                <w:sz w:val="20"/>
+                <w:szCs w:val="20"/>
+              </w:rPr>
+              <w:t xml:space="preserve">Quick Write </w:t>
+            </w:r>
+            <w:r>
+              <w:rPr>
+                <w:rFonts w:ascii="Arial" w:cs="Arial" w:eastAsia="Arial" w:hAnsi="Arial"/>
+                <w:b w:val="false"/>
+                <w:bCs w:val="false"/>
+                <w:i w:val="false"/>
+                <w:iCs w:val="false"/>
+                <w:color w:val="000000"/>
+                <w:sz w:val="20"/>
+                <w:szCs w:val="20"/>
+              </w:rPr>
+              <w:t xml:space="preserve">(3 min — written or verbal):</w:t>
+            </w:r>
+            <w:r>
+              <w:rPr>
+                <w:rFonts w:ascii="Arial" w:cs="Arial" w:eastAsia="Arial" w:hAnsi="Arial"/>
+                <w:sz w:val="20"/>
+                <w:szCs w:val="20"/>
+              </w:rPr>
+              <w:br/>
+              <w:t xml:space="preserve"/>
+            </w:r>
+            <w:r>
+              <w:rPr>
+                <w:rFonts w:ascii="Arial" w:cs="Arial" w:eastAsia="Arial" w:hAnsi="Arial"/>
+                <w:b w:val="false"/>
+                <w:bCs w:val="false"/>
+                <w:i w:val="false"/>
+                <w:iCs w:val="false"/>
+                <w:color w:val="000000"/>
+                <w:sz w:val="20"/>
+                <w:szCs w:val="20"/>
+              </w:rPr>
+              <w:t xml:space="preserve">    In your own words: Navigate nested JSON structures and extract specific data from API responses?</w:t>
+            </w:r>
+            <w:r>
+              <w:rPr>
+                <w:rFonts w:ascii="Arial" w:cs="Arial" w:eastAsia="Arial" w:hAnsi="Arial"/>
+                <w:sz w:val="20"/>
+                <w:szCs w:val="20"/>
+              </w:rPr>
+              <w:br/>
+              <w:t xml:space="preserve"/>
+            </w:r>
+            <w:r>
+              <w:rPr>
+                <w:rFonts w:ascii="Arial" w:cs="Arial" w:eastAsia="Arial" w:hAnsi="Arial"/>
+                <w:sz w:val="20"/>
+                <w:szCs w:val="20"/>
+              </w:rPr>
+              <w:br/>
+              <w:t xml:space="preserve"/>
+            </w:r>
+            <w:r>
+              <w:rPr>
+                <w:rFonts w:ascii="Arial" w:cs="Arial" w:eastAsia="Arial" w:hAnsi="Arial"/>
+                <w:b/>
+                <w:bCs/>
+                <w:i w:val="false"/>
+                <w:iCs w:val="false"/>
+                <w:color w:val="000000"/>
+                <w:sz w:val="20"/>
+                <w:szCs w:val="20"/>
+              </w:rPr>
+              <w:t xml:space="preserve">Vocabulary Preview — </w:t>
+            </w:r>
+            <w:r>
+              <w:rPr>
+                <w:rFonts w:ascii="Arial" w:cs="Arial" w:eastAsia="Arial" w:hAnsi="Arial"/>
+                <w:b w:val="false"/>
+                <w:bCs w:val="false"/>
+                <w:i w:val="false"/>
+                <w:iCs w:val="false"/>
+                <w:color w:val="000000"/>
+                <w:sz w:val="20"/>
+                <w:szCs w:val="20"/>
+              </w:rPr>
+              <w:t xml:space="preserve">terms we'll use today:</w:t>
+            </w:r>
+            <w:r>
+              <w:rPr>
+                <w:rFonts w:ascii="Arial" w:cs="Arial" w:eastAsia="Arial" w:hAnsi="Arial"/>
+                <w:sz w:val="20"/>
+                <w:szCs w:val="20"/>
+              </w:rPr>
+              <w:br/>
+              <w:t xml:space="preserve"/>
+            </w:r>
+            <w:r>
+              <w:rPr>
+                <w:rFonts w:ascii="Arial" w:cs="Arial" w:eastAsia="Arial" w:hAnsi="Arial"/>
+                <w:b w:val="false"/>
+                <w:bCs w:val="false"/>
+                <w:i w:val="false"/>
+                <w:iCs w:val="false"/>
+                <w:color w:val="000000"/>
+                <w:sz w:val="20"/>
+                <w:szCs w:val="20"/>
+              </w:rPr>
+              <w:t xml:space="preserve">    • Nested JSON   •   Lists in JSON</w:t>
+            </w:r>
+            <w:r>
+              <w:rPr>
+                <w:rFonts w:ascii="Arial" w:cs="Arial" w:eastAsia="Arial" w:hAnsi="Arial"/>
+                <w:sz w:val="20"/>
+                <w:szCs w:val="20"/>
+              </w:rPr>
+              <w:br/>
+              <w:t xml:space="preserve"/>
+            </w:r>
+            <w:r>
+              <w:rPr>
+                <w:rFonts w:ascii="Arial" w:cs="Arial" w:eastAsia="Arial" w:hAnsi="Arial"/>
+                <w:sz w:val="20"/>
+                <w:szCs w:val="20"/>
+              </w:rPr>
+              <w:br/>
+              <w:t xml:space="preserve"/>
+            </w:r>
+            <w:r>
+              <w:rPr>
+                <w:rFonts w:ascii="Arial" w:cs="Arial" w:eastAsia="Arial" w:hAnsi="Arial"/>
+                <w:b w:val="false"/>
+                <w:bCs w:val="false"/>
+                <w:i/>
+                <w:iCs/>
+                <w:color w:val="444444"/>
+                <w:sz w:val="20"/>
+                <w:szCs w:val="20"/>
+              </w:rPr>
+              <w:t xml:space="preserve">Today's Goal: By the end of class you will be able to navigate nested JSON structures and extract specific data from API responses.</w:t>
+            </w:r>
+            <w:r>
+              <w:rPr>
+                <w:rFonts w:ascii="Arial" w:cs="Arial" w:eastAsia="Arial" w:hAnsi="Arial"/>
+                <w:sz w:val="20"/>
+                <w:szCs w:val="20"/>
+              </w:rPr>
+              <w:br/>
+              <w:t xml:space="preserve"/>
+            </w:r>
+            <w:r>
+              <w:rPr>
+                <w:rFonts w:ascii="Arial" w:cs="Arial" w:eastAsia="Arial" w:hAnsi="Arial"/>
+                <w:b w:val="false"/>
+                <w:bCs w:val="false"/>
+                <w:i/>
+                <w:iCs/>
+                <w:color w:val="555555"/>
+                <w:sz w:val="20"/>
+                <w:szCs w:val="20"/>
+              </w:rPr>
+              <w:t xml:space="preserve">→ Pair-share your response, then 2–3 students share with the class.</w:t>
             </w:r>
           </w:p>
         </w:tc>
@@ -319,9 +515,9 @@
               <w:right w:val="single" w:color="CCCCCC" w:sz="1"/>
             </w:tcBorders>
             <w:tcMar>
-              <w:top w:type="dxa" w:w="60"/>
+              <w:top w:type="dxa" w:w="80"/>
               <w:left w:type="dxa" w:w="120"/>
-              <w:bottom w:type="dxa" w:w="60"/>
+              <w:bottom w:type="dxa" w:w="80"/>
               <w:right w:type="dxa" w:w="120"/>
             </w:tcMar>
           </w:tcPr>
@@ -348,20 +544,261 @@
               <w:right w:val="single" w:color="CCCCCC" w:sz="1"/>
             </w:tcBorders>
             <w:tcMar>
-              <w:top w:type="dxa" w:w="60"/>
+              <w:top w:type="dxa" w:w="80"/>
               <w:left w:type="dxa" w:w="120"/>
-              <w:bottom w:type="dxa" w:w="60"/>
+              <w:bottom w:type="dxa" w:w="80"/>
               <w:right w:type="dxa" w:w="120"/>
             </w:tcMar>
           </w:tcPr>
           <w:p>
-            <w:r>
-              <w:rPr>
-                <w:rFonts w:ascii="Arial" w:cs="Arial" w:eastAsia="Arial" w:hAnsi="Arial"/>
-                <w:sz w:val="20"/>
-                <w:szCs w:val="20"/>
-              </w:rPr>
-              <w:t xml:space="preserve">Mini Lesson: Parsing JSON Responses</w:t>
+            <w:pPr>
+              <w:spacing w:after="80" w:before="80"/>
+            </w:pPr>
+            <w:r>
+              <w:rPr>
+                <w:rFonts w:ascii="Arial" w:cs="Arial" w:eastAsia="Arial" w:hAnsi="Arial"/>
+                <w:b/>
+                <w:bCs/>
+                <w:i w:val="false"/>
+                <w:iCs w:val="false"/>
+                <w:color w:val="000000"/>
+                <w:sz w:val="22"/>
+                <w:szCs w:val="22"/>
+              </w:rPr>
+              <w:t xml:space="preserve">Mini Lesson: </w:t>
+            </w:r>
+            <w:r>
+              <w:rPr>
+                <w:rFonts w:ascii="Arial" w:cs="Arial" w:eastAsia="Arial" w:hAnsi="Arial"/>
+                <w:b w:val="false"/>
+                <w:bCs w:val="false"/>
+                <w:i w:val="false"/>
+                <w:iCs w:val="false"/>
+                <w:color w:val="000000"/>
+                <w:sz w:val="22"/>
+                <w:szCs w:val="22"/>
+              </w:rPr>
+              <w:t xml:space="preserve">Parsing JSON Responses</w:t>
+            </w:r>
+            <w:r>
+              <w:rPr>
+                <w:rFonts w:ascii="Arial" w:cs="Arial" w:eastAsia="Arial" w:hAnsi="Arial"/>
+                <w:sz w:val="20"/>
+                <w:szCs w:val="20"/>
+              </w:rPr>
+              <w:br/>
+              <w:t xml:space="preserve"/>
+            </w:r>
+            <w:r>
+              <w:rPr>
+                <w:rFonts w:ascii="Arial" w:cs="Arial" w:eastAsia="Arial" w:hAnsi="Arial"/>
+                <w:sz w:val="20"/>
+                <w:szCs w:val="20"/>
+              </w:rPr>
+              <w:br/>
+              <w:t xml:space="preserve"/>
+            </w:r>
+            <w:r>
+              <w:rPr>
+                <w:rFonts w:ascii="Arial" w:cs="Arial" w:eastAsia="Arial" w:hAnsi="Arial"/>
+                <w:b/>
+                <w:bCs/>
+                <w:i/>
+                <w:iCs/>
+                <w:color w:val="000000"/>
+                <w:sz w:val="20"/>
+                <w:szCs w:val="20"/>
+              </w:rPr>
+              <w:t xml:space="preserve">Learning Target: </w:t>
+            </w:r>
+            <w:r>
+              <w:rPr>
+                <w:rFonts w:ascii="Arial" w:cs="Arial" w:eastAsia="Arial" w:hAnsi="Arial"/>
+                <w:b w:val="false"/>
+                <w:bCs w:val="false"/>
+                <w:i/>
+                <w:iCs/>
+                <w:color w:val="333333"/>
+                <w:sz w:val="20"/>
+                <w:szCs w:val="20"/>
+              </w:rPr>
+              <w:t xml:space="preserve">I can navigate nested JSON structures and extract specific data from API responses.</w:t>
+            </w:r>
+            <w:r>
+              <w:rPr>
+                <w:rFonts w:ascii="Arial" w:cs="Arial" w:eastAsia="Arial" w:hAnsi="Arial"/>
+                <w:sz w:val="20"/>
+                <w:szCs w:val="20"/>
+              </w:rPr>
+              <w:br/>
+              <w:t xml:space="preserve"/>
+            </w:r>
+            <w:r>
+              <w:rPr>
+                <w:rFonts w:ascii="Arial" w:cs="Arial" w:eastAsia="Arial" w:hAnsi="Arial"/>
+                <w:sz w:val="20"/>
+                <w:szCs w:val="20"/>
+              </w:rPr>
+              <w:br/>
+              <w:t xml:space="preserve"/>
+            </w:r>
+            <w:r>
+              <w:rPr>
+                <w:rFonts w:ascii="Arial" w:cs="Arial" w:eastAsia="Arial" w:hAnsi="Arial"/>
+                <w:b w:val="false"/>
+                <w:bCs w:val="false"/>
+                <w:i w:val="false"/>
+                <w:iCs w:val="false"/>
+                <w:color w:val="000000"/>
+                <w:sz w:val="20"/>
+                <w:szCs w:val="20"/>
+              </w:rPr>
+              <w:t xml:space="preserve">Nested JSON: JSON can contain objects within objects, lists within objects, etc. You access them by chaining brackets.</w:t>
+            </w:r>
+            <w:r>
+              <w:rPr>
+                <w:rFonts w:ascii="Arial" w:cs="Arial" w:eastAsia="Arial" w:hAnsi="Arial"/>
+                <w:sz w:val="20"/>
+                <w:szCs w:val="20"/>
+              </w:rPr>
+              <w:br/>
+              <w:t xml:space="preserve"/>
+            </w:r>
+            <w:r>
+              <w:rPr>
+                <w:rFonts w:ascii="Arial" w:cs="Arial" w:eastAsia="Arial" w:hAnsi="Arial"/>
+                <w:b w:val="false"/>
+                <w:bCs w:val="false"/>
+                <w:i w:val="false"/>
+                <w:iCs w:val="false"/>
+                <w:color w:val="000000"/>
+                <w:sz w:val="20"/>
+                <w:szCs w:val="20"/>
+              </w:rPr>
+              <w:t xml:space="preserve">Lists in JSON: APIs often return lists of objects. Use loops to iterate.</w:t>
+            </w:r>
+            <w:r>
+              <w:rPr>
+                <w:rFonts w:ascii="Arial" w:cs="Arial" w:eastAsia="Arial" w:hAnsi="Arial"/>
+                <w:sz w:val="20"/>
+                <w:szCs w:val="20"/>
+              </w:rPr>
+              <w:br/>
+              <w:t xml:space="preserve"/>
+            </w:r>
+            <w:r>
+              <w:rPr>
+                <w:rFonts w:ascii="Arial" w:cs="Arial" w:eastAsia="Arial" w:hAnsi="Arial"/>
+                <w:sz w:val="20"/>
+                <w:szCs w:val="20"/>
+              </w:rPr>
+              <w:br/>
+              <w:t xml:space="preserve"/>
+            </w:r>
+            <w:r>
+              <w:rPr>
+                <w:rFonts w:ascii="Arial" w:cs="Arial" w:eastAsia="Arial" w:hAnsi="Arial"/>
+                <w:b/>
+                <w:bCs/>
+                <w:i w:val="false"/>
+                <w:iCs w:val="false"/>
+                <w:color w:val="000000"/>
+                <w:sz w:val="20"/>
+                <w:szCs w:val="20"/>
+              </w:rPr>
+              <w:t xml:space="preserve">Vocabulary: </w:t>
+            </w:r>
+            <w:r>
+              <w:rPr>
+                <w:rFonts w:ascii="Arial" w:cs="Arial" w:eastAsia="Arial" w:hAnsi="Arial"/>
+                <w:b w:val="false"/>
+                <w:bCs w:val="false"/>
+                <w:i w:val="false"/>
+                <w:iCs w:val="false"/>
+                <w:color w:val="000000"/>
+                <w:sz w:val="20"/>
+                <w:szCs w:val="20"/>
+              </w:rPr>
+              <w:t xml:space="preserve">Nested JSON, Lists in JSON</w:t>
+            </w:r>
+            <w:r>
+              <w:rPr>
+                <w:rFonts w:ascii="Arial" w:cs="Arial" w:eastAsia="Arial" w:hAnsi="Arial"/>
+                <w:sz w:val="20"/>
+                <w:szCs w:val="20"/>
+              </w:rPr>
+              <w:br/>
+              <w:t xml:space="preserve"/>
+            </w:r>
+            <w:r>
+              <w:rPr>
+                <w:rFonts w:ascii="Arial" w:cs="Arial" w:eastAsia="Arial" w:hAnsi="Arial"/>
+                <w:sz w:val="20"/>
+                <w:szCs w:val="20"/>
+              </w:rPr>
+              <w:br/>
+              <w:t xml:space="preserve"/>
+            </w:r>
+            <w:r>
+              <w:rPr>
+                <w:rFonts w:ascii="Arial" w:cs="Arial" w:eastAsia="Arial" w:hAnsi="Arial"/>
+                <w:b/>
+                <w:bCs/>
+                <w:i/>
+                <w:iCs/>
+                <w:color w:val="555555"/>
+                <w:sz w:val="20"/>
+                <w:szCs w:val="20"/>
+              </w:rPr>
+              <w:t xml:space="preserve">→ Live Demo — </w:t>
+            </w:r>
+            <w:r>
+              <w:rPr>
+                <w:rFonts w:ascii="Arial" w:cs="Arial" w:eastAsia="Arial" w:hAnsi="Arial"/>
+                <w:b w:val="false"/>
+                <w:bCs w:val="false"/>
+                <w:i/>
+                <w:iCs/>
+                <w:color w:val="555555"/>
+                <w:sz w:val="20"/>
+                <w:szCs w:val="20"/>
+              </w:rPr>
+              <w:t xml:space="preserve">type examples as students follow along in their own editor.</w:t>
+            </w:r>
+            <w:r>
+              <w:rPr>
+                <w:rFonts w:ascii="Arial" w:cs="Arial" w:eastAsia="Arial" w:hAnsi="Arial"/>
+                <w:sz w:val="20"/>
+                <w:szCs w:val="20"/>
+              </w:rPr>
+              <w:br/>
+              <w:t xml:space="preserve"/>
+            </w:r>
+            <w:r>
+              <w:rPr>
+                <w:rFonts w:ascii="Arial" w:cs="Arial" w:eastAsia="Arial" w:hAnsi="Arial"/>
+                <w:b/>
+                <w:bCs/>
+                <w:i/>
+                <w:iCs/>
+                <w:color w:val="555555"/>
+                <w:sz w:val="20"/>
+                <w:szCs w:val="20"/>
+              </w:rPr>
+              <w:t xml:space="preserve">→ Check for Understanding: </w:t>
+            </w:r>
+            <w:r>
+              <w:rPr>
+                <w:rFonts w:ascii="Arial" w:cs="Arial" w:eastAsia="Arial" w:hAnsi="Arial"/>
+                <w:b w:val="false"/>
+                <w:bCs w:val="false"/>
+                <w:i/>
+                <w:iCs/>
+                <w:color w:val="555555"/>
+                <w:sz w:val="20"/>
+                <w:szCs w:val="20"/>
+              </w:rPr>
+              <w:t xml:space="preserve">pause and cold-call: “Can someone explain what we just did in their own words?”</w:t>
             </w:r>
           </w:p>
         </w:tc>
@@ -377,9 +814,9 @@
               <w:right w:val="single" w:color="CCCCCC" w:sz="1"/>
             </w:tcBorders>
             <w:tcMar>
-              <w:top w:type="dxa" w:w="60"/>
+              <w:top w:type="dxa" w:w="80"/>
               <w:left w:type="dxa" w:w="120"/>
-              <w:bottom w:type="dxa" w:w="60"/>
+              <w:bottom w:type="dxa" w:w="80"/>
               <w:right w:type="dxa" w:w="120"/>
             </w:tcMar>
           </w:tcPr>
@@ -406,20 +843,90 @@
               <w:right w:val="single" w:color="CCCCCC" w:sz="1"/>
             </w:tcBorders>
             <w:tcMar>
-              <w:top w:type="dxa" w:w="60"/>
+              <w:top w:type="dxa" w:w="80"/>
               <w:left w:type="dxa" w:w="120"/>
-              <w:bottom w:type="dxa" w:w="60"/>
+              <w:bottom w:type="dxa" w:w="80"/>
               <w:right w:type="dxa" w:w="120"/>
             </w:tcMar>
           </w:tcPr>
           <w:p>
-            <w:r>
-              <w:rPr>
-                <w:rFonts w:ascii="Arial" w:cs="Arial" w:eastAsia="Arial" w:hAnsi="Arial"/>
-                <w:sz w:val="20"/>
-                <w:szCs w:val="20"/>
+            <w:pPr>
+              <w:spacing w:after="80" w:before="80"/>
+            </w:pPr>
+            <w:r>
+              <w:rPr>
+                <w:rFonts w:ascii="Arial" w:cs="Arial" w:eastAsia="Arial" w:hAnsi="Arial"/>
+                <w:b/>
+                <w:bCs/>
+                <w:i w:val="false"/>
+                <w:iCs w:val="false"/>
+                <w:color w:val="000000"/>
+                <w:sz w:val="22"/>
+                <w:szCs w:val="22"/>
               </w:rPr>
               <w:t xml:space="preserve">Guided Practice</w:t>
+            </w:r>
+            <w:r>
+              <w:rPr>
+                <w:rFonts w:ascii="Arial" w:cs="Arial" w:eastAsia="Arial" w:hAnsi="Arial"/>
+                <w:sz w:val="20"/>
+                <w:szCs w:val="20"/>
+              </w:rPr>
+              <w:br/>
+              <w:t xml:space="preserve"/>
+            </w:r>
+            <w:r>
+              <w:rPr>
+                <w:rFonts w:ascii="Arial" w:cs="Arial" w:eastAsia="Arial" w:hAnsi="Arial"/>
+                <w:sz w:val="20"/>
+                <w:szCs w:val="20"/>
+              </w:rPr>
+              <w:br/>
+              <w:t xml:space="preserve"/>
+            </w:r>
+            <w:r>
+              <w:rPr>
+                <w:rFonts w:ascii="Arial" w:cs="Arial" w:eastAsia="Arial" w:hAnsi="Arial"/>
+                <w:b w:val="false"/>
+                <w:bCs w:val="false"/>
+                <w:i w:val="false"/>
+                <w:iCs w:val="false"/>
+                <w:color w:val="000000"/>
+                <w:sz w:val="20"/>
+                <w:szCs w:val="20"/>
+              </w:rPr>
+              <w:t xml:space="preserve">1. Simple Access: Request a cat fact from https://catfact.ninja/fact. Extract and print the "fact" field.</w:t>
+            </w:r>
+            <w:r>
+              <w:rPr>
+                <w:rFonts w:ascii="Arial" w:cs="Arial" w:eastAsia="Arial" w:hAnsi="Arial"/>
+                <w:sz w:val="20"/>
+                <w:szCs w:val="20"/>
+              </w:rPr>
+              <w:br/>
+              <w:t xml:space="preserve"/>
+            </w:r>
+            <w:r>
+              <w:rPr>
+                <w:rFonts w:ascii="Arial" w:cs="Arial" w:eastAsia="Arial" w:hAnsi="Arial"/>
+                <w:sz w:val="20"/>
+                <w:szCs w:val="20"/>
+              </w:rPr>
+              <w:br/>
+              <w:t xml:space="preserve"/>
+            </w:r>
+            <w:r>
+              <w:rPr>
+                <w:rFonts w:ascii="Arial" w:cs="Arial" w:eastAsia="Arial" w:hAnsi="Arial"/>
+                <w:b w:val="false"/>
+                <w:bCs w:val="false"/>
+                <w:i/>
+                <w:iCs/>
+                <w:color w:val="555555"/>
+                <w:sz w:val="20"/>
+                <w:szCs w:val="20"/>
+              </w:rPr>
+              <w:t xml:space="preserve">→ Teacher models — students try alongside, then compare results.</w:t>
             </w:r>
           </w:p>
         </w:tc>
@@ -435,9 +942,9 @@
               <w:right w:val="single" w:color="CCCCCC" w:sz="1"/>
             </w:tcBorders>
             <w:tcMar>
-              <w:top w:type="dxa" w:w="60"/>
+              <w:top w:type="dxa" w:w="80"/>
               <w:left w:type="dxa" w:w="120"/>
-              <w:bottom w:type="dxa" w:w="60"/>
+              <w:bottom w:type="dxa" w:w="80"/>
               <w:right w:type="dxa" w:w="120"/>
             </w:tcMar>
           </w:tcPr>
@@ -450,7 +957,7 @@
                 <w:sz w:val="20"/>
                 <w:szCs w:val="20"/>
               </w:rPr>
-              <w:t xml:space="preserve">15-20 min</w:t>
+              <w:t xml:space="preserve">15–20 min</w:t>
             </w:r>
           </w:p>
         </w:tc>
@@ -464,20 +971,81 @@
               <w:right w:val="single" w:color="CCCCCC" w:sz="1"/>
             </w:tcBorders>
             <w:tcMar>
-              <w:top w:type="dxa" w:w="60"/>
+              <w:top w:type="dxa" w:w="80"/>
               <w:left w:type="dxa" w:w="120"/>
-              <w:bottom w:type="dxa" w:w="60"/>
+              <w:bottom w:type="dxa" w:w="80"/>
               <w:right w:type="dxa" w:w="120"/>
             </w:tcMar>
           </w:tcPr>
           <w:p>
-            <w:r>
-              <w:rPr>
-                <w:rFonts w:ascii="Arial" w:cs="Arial" w:eastAsia="Arial" w:hAnsi="Arial"/>
-                <w:sz w:val="20"/>
-                <w:szCs w:val="20"/>
+            <w:pPr>
+              <w:spacing w:after="80" w:before="80"/>
+            </w:pPr>
+            <w:r>
+              <w:rPr>
+                <w:rFonts w:ascii="Arial" w:cs="Arial" w:eastAsia="Arial" w:hAnsi="Arial"/>
+                <w:b/>
+                <w:bCs/>
+                <w:i w:val="false"/>
+                <w:iCs w:val="false"/>
+                <w:color w:val="000000"/>
+                <w:sz w:val="22"/>
+                <w:szCs w:val="22"/>
               </w:rPr>
               <w:t xml:space="preserve">Independent Practice / Code Along</w:t>
+            </w:r>
+            <w:r>
+              <w:rPr>
+                <w:rFonts w:ascii="Arial" w:cs="Arial" w:eastAsia="Arial" w:hAnsi="Arial"/>
+                <w:sz w:val="20"/>
+                <w:szCs w:val="20"/>
+              </w:rPr>
+              <w:br/>
+              <w:t xml:space="preserve"/>
+            </w:r>
+            <w:r>
+              <w:rPr>
+                <w:rFonts w:ascii="Arial" w:cs="Arial" w:eastAsia="Arial" w:hAnsi="Arial"/>
+                <w:b w:val="false"/>
+                <w:bCs w:val="false"/>
+                <w:i w:val="false"/>
+                <w:iCs w:val="false"/>
+                <w:color w:val="000000"/>
+                <w:sz w:val="20"/>
+                <w:szCs w:val="20"/>
+              </w:rPr>
+              <w:t xml:space="preserve">    Work through problems from the day's exercise set.</w:t>
+            </w:r>
+            <w:r>
+              <w:rPr>
+                <w:rFonts w:ascii="Arial" w:cs="Arial" w:eastAsia="Arial" w:hAnsi="Arial"/>
+                <w:sz w:val="20"/>
+                <w:szCs w:val="20"/>
+              </w:rPr>
+              <w:br/>
+              <w:t xml:space="preserve"/>
+            </w:r>
+            <w:r>
+              <w:rPr>
+                <w:rFonts w:ascii="Arial" w:cs="Arial" w:eastAsia="Arial" w:hAnsi="Arial"/>
+                <w:sz w:val="20"/>
+                <w:szCs w:val="20"/>
+              </w:rPr>
+              <w:br/>
+              <w:t xml:space="preserve"/>
+            </w:r>
+            <w:r>
+              <w:rPr>
+                <w:rFonts w:ascii="Arial" w:cs="Arial" w:eastAsia="Arial" w:hAnsi="Arial"/>
+                <w:b w:val="false"/>
+                <w:bCs w:val="false"/>
+                <w:i/>
+                <w:iCs/>
+                <w:color w:val="555555"/>
+                <w:sz w:val="20"/>
+                <w:szCs w:val="20"/>
+              </w:rPr>
+              <w:t xml:space="preserve">→ Teacher circulates — offer hints, check for understanding.</w:t>
             </w:r>
           </w:p>
         </w:tc>
@@ -493,9 +1061,9 @@
               <w:right w:val="single" w:color="CCCCCC" w:sz="1"/>
             </w:tcBorders>
             <w:tcMar>
-              <w:top w:type="dxa" w:w="60"/>
+              <w:top w:type="dxa" w:w="80"/>
               <w:left w:type="dxa" w:w="120"/>
-              <w:bottom w:type="dxa" w:w="60"/>
+              <w:bottom w:type="dxa" w:w="80"/>
               <w:right w:type="dxa" w:w="120"/>
             </w:tcMar>
           </w:tcPr>
@@ -522,20 +1090,90 @@
               <w:right w:val="single" w:color="CCCCCC" w:sz="1"/>
             </w:tcBorders>
             <w:tcMar>
-              <w:top w:type="dxa" w:w="60"/>
+              <w:top w:type="dxa" w:w="80"/>
               <w:left w:type="dxa" w:w="120"/>
-              <w:bottom w:type="dxa" w:w="60"/>
+              <w:bottom w:type="dxa" w:w="80"/>
               <w:right w:type="dxa" w:w="120"/>
             </w:tcMar>
           </w:tcPr>
           <w:p>
-            <w:r>
-              <w:rPr>
-                <w:rFonts w:ascii="Arial" w:cs="Arial" w:eastAsia="Arial" w:hAnsi="Arial"/>
-                <w:sz w:val="20"/>
-                <w:szCs w:val="20"/>
+            <w:pPr>
+              <w:spacing w:after="80" w:before="80"/>
+            </w:pPr>
+            <w:r>
+              <w:rPr>
+                <w:rFonts w:ascii="Arial" w:cs="Arial" w:eastAsia="Arial" w:hAnsi="Arial"/>
+                <w:b/>
+                <w:bCs/>
+                <w:i w:val="false"/>
+                <w:iCs w:val="false"/>
+                <w:color w:val="000000"/>
+                <w:sz w:val="22"/>
+                <w:szCs w:val="22"/>
               </w:rPr>
               <w:t xml:space="preserve">Exit Ticket / Wrap-Up</w:t>
+            </w:r>
+            <w:r>
+              <w:rPr>
+                <w:rFonts w:ascii="Arial" w:cs="Arial" w:eastAsia="Arial" w:hAnsi="Arial"/>
+                <w:sz w:val="20"/>
+                <w:szCs w:val="20"/>
+              </w:rPr>
+              <w:br/>
+              <w:t xml:space="preserve"/>
+            </w:r>
+            <w:r>
+              <w:rPr>
+                <w:rFonts w:ascii="Arial" w:cs="Arial" w:eastAsia="Arial" w:hAnsi="Arial"/>
+                <w:sz w:val="20"/>
+                <w:szCs w:val="20"/>
+              </w:rPr>
+              <w:br/>
+              <w:t xml:space="preserve"/>
+            </w:r>
+            <w:r>
+              <w:rPr>
+                <w:rFonts w:ascii="Arial" w:cs="Arial" w:eastAsia="Arial" w:hAnsi="Arial"/>
+                <w:b w:val="false"/>
+                <w:bCs w:val="false"/>
+                <w:i w:val="false"/>
+                <w:iCs w:val="false"/>
+                <w:color w:val="000000"/>
+                <w:sz w:val="20"/>
+                <w:szCs w:val="20"/>
+              </w:rPr>
+              <w:t xml:space="preserve">Quick Check: Navigate nested JSON structures and extract specific data from API responses?</w:t>
+            </w:r>
+            <w:r>
+              <w:rPr>
+                <w:rFonts w:ascii="Arial" w:cs="Arial" w:eastAsia="Arial" w:hAnsi="Arial"/>
+                <w:sz w:val="20"/>
+                <w:szCs w:val="20"/>
+              </w:rPr>
+              <w:br/>
+              <w:t xml:space="preserve"/>
+            </w:r>
+            <w:r>
+              <w:rPr>
+                <w:rFonts w:ascii="Arial" w:cs="Arial" w:eastAsia="Arial" w:hAnsi="Arial"/>
+                <w:sz w:val="20"/>
+                <w:szCs w:val="20"/>
+              </w:rPr>
+              <w:br/>
+              <w:t xml:space="preserve"/>
+            </w:r>
+            <w:r>
+              <w:rPr>
+                <w:rFonts w:ascii="Arial" w:cs="Arial" w:eastAsia="Arial" w:hAnsi="Arial"/>
+                <w:b w:val="false"/>
+                <w:bCs w:val="false"/>
+                <w:i/>
+                <w:iCs/>
+                <w:color w:val="555555"/>
+                <w:sz w:val="20"/>
+                <w:szCs w:val="20"/>
+              </w:rPr>
+              <w:t xml:space="preserve">→ 3–2–1: Name 3 things learned, 2 new vocab words, 1 question you still have.</w:t>
             </w:r>
           </w:p>
         </w:tc>
@@ -1028,7 +1666,7 @@
                 <w:sz w:val="18"/>
                 <w:szCs w:val="18"/>
               </w:rPr>
-              <w:t xml:space="preserve"># Get a random quote (simple structure)</w:t>
+              <w:t xml:space="preserve"> </w:t>
             </w:r>
           </w:p>
           <w:p>
@@ -1106,7 +1744,7 @@
                 <w:sz w:val="18"/>
                 <w:szCs w:val="18"/>
               </w:rPr>
-              <w:t xml:space="preserve"># Get a Pokemon with nested data</w:t>
+              <w:t xml:space="preserve"> </w:t>
             </w:r>
           </w:p>
           <w:p>
@@ -1158,7 +1796,7 @@
                 <w:sz w:val="18"/>
                 <w:szCs w:val="18"/>
               </w:rPr>
-              <w:t xml:space="preserve"># Access nested data</w:t>
+              <w:t xml:space="preserve"> </w:t>
             </w:r>
           </w:p>
           <w:p>
@@ -1210,7 +1848,7 @@
                 <w:sz w:val="18"/>
                 <w:szCs w:val="18"/>
               </w:rPr>
-              <w:t xml:space="preserve"># Loop through stats</w:t>
+              <w:t xml:space="preserve"> </w:t>
             </w:r>
           </w:p>
           <w:p>

--- a/Coding 2 - year/Unit 6 - APIs & External Libraries/Daily Lesson Plans/Word/Day 4.docx
+++ b/Coding 2 - year/Unit 6 - APIs & External Libraries/Daily Lesson Plans/Word/Day 4.docx
@@ -380,7 +380,7 @@
                 <w:sz w:val="20"/>
                 <w:szCs w:val="20"/>
               </w:rPr>
-              <w:t xml:space="preserve">    In your own words: Navigate nested JSON structures and extract specific data from API responses?</w:t>
+              <w:t xml:space="preserve">    Where would you start if you needed to navigate nested JSON structures and extract specific data from API responses? What tools or features would help?</w:t>
             </w:r>
             <w:r>
               <w:rPr>
@@ -477,7 +477,7 @@
                 <w:sz w:val="20"/>
                 <w:szCs w:val="20"/>
               </w:rPr>
-              <w:t xml:space="preserve">Today's Goal: By the end of class you will be able to navigate nested JSON structures and extract specific data from API responses.</w:t>
+              <w:t xml:space="preserve">Today’s Goal: By the end of class you will be able to navigate nested JSON structures and extract specific data from API responses.</w:t>
             </w:r>
             <w:r>
               <w:rPr>
@@ -1142,7 +1142,7 @@
                 <w:sz w:val="20"/>
                 <w:szCs w:val="20"/>
               </w:rPr>
-              <w:t xml:space="preserve">Quick Check: Navigate nested JSON structures and extract specific data from API responses?</w:t>
+              <w:t xml:space="preserve">Rate your confidence with nested JSON structures and extract specific data from API responses now (1-5). What's one thing that became clearer today?</w:t>
             </w:r>
             <w:r>
               <w:rPr>

--- a/Coding 2 - year/Unit 6 - APIs & External Libraries/Daily Lesson Plans/Word/Day 4.docx
+++ b/Coding 2 - year/Unit 6 - APIs & External Libraries/Daily Lesson Plans/Word/Day 4.docx
@@ -1006,6 +1006,19 @@
             <w:r>
               <w:rPr>
                 <w:rFonts w:ascii="Arial" w:cs="Arial" w:eastAsia="Arial" w:hAnsi="Arial"/>
+                <w:b/>
+                <w:bCs/>
+                <w:i w:val="false"/>
+                <w:iCs w:val="false"/>
+                <w:color w:val="000000"/>
+                <w:sz w:val="20"/>
+                <w:szCs w:val="20"/>
+              </w:rPr>
+              <w:t xml:space="preserve">    Beginner: </w:t>
+            </w:r>
+            <w:r>
+              <w:rPr>
+                <w:rFonts w:ascii="Arial" w:cs="Arial" w:eastAsia="Arial" w:hAnsi="Arial"/>
                 <w:b w:val="false"/>
                 <w:bCs w:val="false"/>
                 <w:i w:val="false"/>
@@ -1014,7 +1027,77 @@
                 <w:sz w:val="20"/>
                 <w:szCs w:val="20"/>
               </w:rPr>
-              <w:t xml:space="preserve">    Work through problems from the day's exercise set.</w:t>
+              <w:t xml:space="preserve">Request data from https://api.quotable.io/random and print the quote in this format: "[quote]" — [author]</w:t>
+            </w:r>
+            <w:r>
+              <w:rPr>
+                <w:rFonts w:ascii="Arial" w:cs="Arial" w:eastAsia="Arial" w:hAnsi="Arial"/>
+                <w:sz w:val="20"/>
+                <w:szCs w:val="20"/>
+              </w:rPr>
+              <w:br/>
+              <w:t xml:space="preserve"/>
+            </w:r>
+            <w:r>
+              <w:rPr>
+                <w:rFonts w:ascii="Arial" w:cs="Arial" w:eastAsia="Arial" w:hAnsi="Arial"/>
+                <w:b/>
+                <w:bCs/>
+                <w:i w:val="false"/>
+                <w:iCs w:val="false"/>
+                <w:color w:val="000000"/>
+                <w:sz w:val="20"/>
+                <w:szCs w:val="20"/>
+              </w:rPr>
+              <w:t xml:space="preserve">    Intermediate: </w:t>
+            </w:r>
+            <w:r>
+              <w:rPr>
+                <w:rFonts w:ascii="Arial" w:cs="Arial" w:eastAsia="Arial" w:hAnsi="Arial"/>
+                <w:b w:val="false"/>
+                <w:bCs w:val="false"/>
+                <w:i w:val="false"/>
+                <w:iCs w:val="false"/>
+                <w:color w:val="000000"/>
+                <w:sz w:val="20"/>
+                <w:szCs w:val="20"/>
+              </w:rPr>
+              <w:t xml:space="preserve">Write a function that takes a Pokemon name and returns a list of all its abilities (names only).</w:t>
+            </w:r>
+            <w:r>
+              <w:rPr>
+                <w:rFonts w:ascii="Arial" w:cs="Arial" w:eastAsia="Arial" w:hAnsi="Arial"/>
+                <w:sz w:val="20"/>
+                <w:szCs w:val="20"/>
+              </w:rPr>
+              <w:br/>
+              <w:t xml:space="preserve"/>
+            </w:r>
+            <w:r>
+              <w:rPr>
+                <w:rFonts w:ascii="Arial" w:cs="Arial" w:eastAsia="Arial" w:hAnsi="Arial"/>
+                <w:b/>
+                <w:bCs/>
+                <w:i w:val="false"/>
+                <w:iCs w:val="false"/>
+                <w:color w:val="000000"/>
+                <w:sz w:val="20"/>
+                <w:szCs w:val="20"/>
+              </w:rPr>
+              <w:t xml:space="preserve">    Challenge: </w:t>
+            </w:r>
+            <w:r>
+              <w:rPr>
+                <w:rFonts w:ascii="Arial" w:cs="Arial" w:eastAsia="Arial" w:hAnsi="Arial"/>
+                <w:b w:val="false"/>
+                <w:bCs w:val="false"/>
+                <w:i w:val="false"/>
+                <w:iCs w:val="false"/>
+                <w:color w:val="000000"/>
+                <w:sz w:val="20"/>
+                <w:szCs w:val="20"/>
+              </w:rPr>
+              <w:t xml:space="preserve">Request a Pokemon and create a summary string that includes the name, height, weight, and a list of its types.</w:t>
             </w:r>
             <w:r>
               <w:rPr>
@@ -2460,6 +2543,94 @@
       <w:pPr>
         <w:spacing w:after="160"/>
       </w:pPr>
+    </w:p>
+    <w:p>
+      <w:pPr>
+        <w:pBdr>
+          <w:bottom w:val="single" w:color="1B7A4A" w:sz="4" w:space="4"/>
+        </w:pBdr>
+        <w:spacing w:after="100" w:before="120"/>
+      </w:pPr>
+      <w:r>
+        <w:rPr>
+          <w:rFonts w:ascii="Arial" w:cs="Arial" w:eastAsia="Arial" w:hAnsi="Arial"/>
+          <w:b/>
+          <w:bCs/>
+          <w:color w:val="1B7A4A"/>
+          <w:sz w:val="24"/>
+          <w:szCs w:val="24"/>
+        </w:rPr>
+        <w:t xml:space="preserve">Practice Problems</w:t>
+      </w:r>
+    </w:p>
+    <w:p>
+      <w:pPr>
+        <w:spacing w:after="80"/>
+      </w:pPr>
+      <w:r>
+        <w:rPr>
+          <w:rFonts w:ascii="Arial" w:cs="Arial" w:eastAsia="Arial" w:hAnsi="Arial"/>
+          <w:b/>
+          <w:bCs/>
+          <w:sz w:val="20"/>
+          <w:szCs w:val="20"/>
+        </w:rPr>
+        <w:t xml:space="preserve">Problem 1: </w:t>
+      </w:r>
+      <w:r>
+        <w:rPr>
+          <w:rFonts w:ascii="Arial" w:cs="Arial" w:eastAsia="Arial" w:hAnsi="Arial"/>
+          <w:sz w:val="20"/>
+          <w:szCs w:val="20"/>
+        </w:rPr>
+        <w:t xml:space="preserve">Beginner:  Request data from https://api.quotable.io/random and print the quote in this format: "[quote]" — [author]</w:t>
+      </w:r>
+    </w:p>
+    <w:p>
+      <w:pPr>
+        <w:spacing w:after="80"/>
+      </w:pPr>
+      <w:r>
+        <w:rPr>
+          <w:rFonts w:ascii="Arial" w:cs="Arial" w:eastAsia="Arial" w:hAnsi="Arial"/>
+          <w:b/>
+          <w:bCs/>
+          <w:sz w:val="20"/>
+          <w:szCs w:val="20"/>
+        </w:rPr>
+        <w:t xml:space="preserve">Problem 2: </w:t>
+      </w:r>
+      <w:r>
+        <w:rPr>
+          <w:rFonts w:ascii="Arial" w:cs="Arial" w:eastAsia="Arial" w:hAnsi="Arial"/>
+          <w:sz w:val="20"/>
+          <w:szCs w:val="20"/>
+        </w:rPr>
+        <w:t xml:space="preserve">Intermediate:  Write a function that takes a Pokemon name and returns a list of all its abilities (names only).</w:t>
+      </w:r>
+    </w:p>
+    <w:p>
+      <w:pPr>
+        <w:spacing w:after="80"/>
+      </w:pPr>
+      <w:r>
+        <w:rPr>
+          <w:rFonts w:ascii="Arial" w:cs="Arial" w:eastAsia="Arial" w:hAnsi="Arial"/>
+          <w:b/>
+          <w:bCs/>
+          <w:sz w:val="20"/>
+          <w:szCs w:val="20"/>
+        </w:rPr>
+        <w:t xml:space="preserve">Problem 3: </w:t>
+      </w:r>
+      <w:r>
+        <w:rPr>
+          <w:rFonts w:ascii="Arial" w:cs="Arial" w:eastAsia="Arial" w:hAnsi="Arial"/>
+          <w:sz w:val="20"/>
+          <w:szCs w:val="20"/>
+        </w:rPr>
+        <w:t xml:space="preserve">Challenge:  Request a Pokemon and create a summary string that includes the name, height, weight, and a list of its types.</w:t>
+      </w:r>
     </w:p>
     <w:p>
       <w:pPr>
